--- a/downloads/cvs/Extras4/Enginner 2025 Dec/BBC Operations Engineer Cover Letter.docx
+++ b/downloads/cvs/Extras4/Enginner 2025 Dec/BBC Operations Engineer Cover Letter.docx
@@ -71,7 +71,6 @@
       </w:pPr>
       <w:r>
         <w:rPr>
-          <w:rFonts w:ascii="Arial" w:hAnsi="Arial"/>
           <w:b/>
           <w:bCs/>
           <w:sz w:val="32"/>
@@ -125,7 +124,7 @@
           <w:sz w:val="24"/>
           <w:szCs w:val="24"/>
         </w:rPr>
-        <w:t>From the very beginning of my education I have always had a fascination with Broadcast technology.</w:t>
+        <w:t>I am applying for the role of Junior Operations Engineer.</w:t>
       </w:r>
     </w:p>
     <w:p>
@@ -149,97 +148,37 @@
           <w:sz w:val="24"/>
           <w:szCs w:val="24"/>
         </w:rPr>
-        <w:t xml:space="preserve">Up until university, my key focus throughout college had been system administration; </w:t>
-      </w:r>
-      <w:r>
-        <w:rPr>
-          <w:rFonts w:ascii="Andale Mono" w:hAnsi="Andale Mono"/>
-          <w:b w:val="false"/>
-          <w:bCs w:val="false"/>
-          <w:sz w:val="24"/>
-          <w:szCs w:val="24"/>
-        </w:rPr>
-        <w:t xml:space="preserve">I studied </w:t>
-      </w:r>
-      <w:r>
-        <w:rPr>
-          <w:rFonts w:ascii="Andale Mono" w:hAnsi="Andale Mono"/>
-          <w:b w:val="false"/>
-          <w:bCs w:val="false"/>
-          <w:sz w:val="24"/>
-          <w:szCs w:val="24"/>
-        </w:rPr>
-        <w:t>networks, server security and maintain</w:t>
-      </w:r>
-      <w:r>
-        <w:rPr>
-          <w:rFonts w:ascii="Andale Mono" w:hAnsi="Andale Mono"/>
-          <w:b w:val="false"/>
-          <w:bCs w:val="false"/>
-          <w:sz w:val="24"/>
-          <w:szCs w:val="24"/>
-        </w:rPr>
-        <w:t>ence</w:t>
-      </w:r>
-      <w:r>
-        <w:rPr>
-          <w:rFonts w:ascii="Andale Mono" w:hAnsi="Andale Mono"/>
-          <w:b w:val="false"/>
-          <w:bCs w:val="false"/>
-          <w:sz w:val="24"/>
-          <w:szCs w:val="24"/>
-        </w:rPr>
-        <w:t xml:space="preserve"> </w:t>
-      </w:r>
-      <w:r>
-        <w:rPr>
-          <w:rFonts w:ascii="Andale Mono" w:hAnsi="Andale Mono"/>
-          <w:b w:val="false"/>
-          <w:bCs w:val="false"/>
-          <w:sz w:val="24"/>
-          <w:szCs w:val="24"/>
-        </w:rPr>
-        <w:t xml:space="preserve">of </w:t>
-      </w:r>
-      <w:r>
-        <w:rPr>
-          <w:rFonts w:ascii="Andale Mono" w:hAnsi="Andale Mono"/>
-          <w:b w:val="false"/>
-          <w:bCs w:val="false"/>
-          <w:sz w:val="24"/>
-          <w:szCs w:val="24"/>
-        </w:rPr>
-        <w:t xml:space="preserve">these systems. I wanted to branch out into AV technology and learn more about the systems that are at the core of </w:t>
-      </w:r>
-      <w:r>
-        <w:rPr>
-          <w:rFonts w:ascii="Andale Mono" w:hAnsi="Andale Mono"/>
-          <w:b w:val="false"/>
-          <w:bCs w:val="false"/>
-          <w:sz w:val="24"/>
-          <w:szCs w:val="24"/>
-        </w:rPr>
-        <w:t>AV production</w:t>
-      </w:r>
-      <w:r>
-        <w:rPr>
-          <w:rFonts w:ascii="Andale Mono" w:hAnsi="Andale Mono"/>
-          <w:b w:val="false"/>
-          <w:bCs w:val="false"/>
-          <w:sz w:val="24"/>
-          <w:szCs w:val="24"/>
-        </w:rPr>
-        <w:t xml:space="preserve">, so I decided to study Music &amp; Sound Design </w:t>
-      </w:r>
-      <w:r>
-        <w:rPr>
-          <w:rFonts w:ascii="Andale Mono" w:hAnsi="Andale Mono"/>
-          <w:b w:val="false"/>
-          <w:bCs w:val="false"/>
-          <w:sz w:val="24"/>
-          <w:szCs w:val="24"/>
-        </w:rPr>
-        <w:t xml:space="preserve">and graduated in 2025 with a 2:1. </w:t>
+        <w:t xml:space="preserve">I believe I would be a great fit for this position as I have experience working under pressure during live broadcasts from my freelance work at Vinco Sports and Manchester Basketball. </w:t>
+      </w:r>
+      <w:r>
+        <w:rPr>
+          <w:rFonts w:ascii="Andale Mono" w:hAnsi="Andale Mono"/>
+          <w:b w:val="false"/>
+          <w:bCs w:val="false"/>
+          <w:sz w:val="24"/>
+          <w:szCs w:val="24"/>
+        </w:rPr>
+        <w:t>These positions develop</w:t>
+      </w:r>
+      <w:r>
+        <w:rPr>
+          <w:rFonts w:ascii="Andale Mono" w:hAnsi="Andale Mono"/>
+          <w:b w:val="false"/>
+          <w:bCs w:val="false"/>
+          <w:sz w:val="24"/>
+          <w:szCs w:val="24"/>
+        </w:rPr>
+        <w:t>ed</w:t>
+      </w:r>
+      <w:r>
+        <w:rPr>
+          <w:rFonts w:ascii="Andale Mono" w:hAnsi="Andale Mono"/>
+          <w:b w:val="false"/>
+          <w:bCs w:val="false"/>
+          <w:sz w:val="24"/>
+          <w:szCs w:val="24"/>
+        </w:rPr>
+        <w:t xml:space="preserve"> my team coordination skills whilst providing opportunities to troubleshoot mid-production. I'm not afraid to ask clarifying questions if I'm unsure about something, as this helps me develop my knowledge to adapt to a work environment faster. </w:t>
       </w:r>
     </w:p>
     <w:p>
@@ -263,7 +202,27 @@
           <w:sz w:val="24"/>
           <w:szCs w:val="24"/>
         </w:rPr>
-        <w:t xml:space="preserve">During my time at university, I mastered studio routing between their Dante based studios, and setting up microphones and cameras to record performances from within the control room. </w:t>
+        <w:t xml:space="preserve">My personality is friendly and outgoing - </w:t>
+      </w:r>
+      <w:r>
+        <w:rPr>
+          <w:rFonts w:ascii="Andale Mono" w:hAnsi="Andale Mono"/>
+          <w:b w:val="false"/>
+          <w:bCs w:val="false"/>
+          <w:sz w:val="24"/>
+          <w:szCs w:val="24"/>
+        </w:rPr>
+        <w:t>during my time at university I collaborated with a range of international students, this developed my communication skills when language became an obstacle</w:t>
+      </w:r>
+      <w:r>
+        <w:rPr>
+          <w:rFonts w:ascii="Andale Mono" w:hAnsi="Andale Mono"/>
+          <w:b w:val="false"/>
+          <w:bCs w:val="false"/>
+          <w:sz w:val="24"/>
+          <w:szCs w:val="24"/>
+        </w:rPr>
+        <w:t>.</w:t>
       </w:r>
     </w:p>
     <w:p>
@@ -287,62 +246,38 @@
           <w:sz w:val="24"/>
           <w:szCs w:val="24"/>
         </w:rPr>
-        <w:br/>
-        <w:t>Since university, I have been working my way through Audinate’s Dante certifications, and developing my knowledge of Dante IP transmission systems. I am looking forward to completing more certifications to further my understanding of these systems.</w:t>
+        <w:t xml:space="preserve">I have extensive experience with Linux server systems and networking from my time running my home server and learning about the principles of networking/AV over IP from studying on my Digital Production T-Level course alongside my Dante Level 1 certification. </w:t>
       </w:r>
     </w:p>
     <w:p>
       <w:pPr>
         <w:pStyle w:val="Heading1"/>
         <w:spacing w:before="0" w:after="212"/>
-        <w:ind w:hanging="0" w:left="-5"/>
-        <w:rPr>
-          <w:rFonts w:ascii="Andale Mono" w:hAnsi="Andale Mono"/>
-          <w:b w:val="false"/>
-          <w:bCs w:val="false"/>
-          <w:sz w:val="24"/>
-          <w:szCs w:val="24"/>
-        </w:rPr>
-      </w:pPr>
-      <w:r>
-        <w:rPr>
-          <w:rFonts w:ascii="Andale Mono" w:hAnsi="Andale Mono"/>
-          <w:b w:val="false"/>
-          <w:bCs w:val="false"/>
-          <w:sz w:val="24"/>
-          <w:szCs w:val="24"/>
-        </w:rPr>
-      </w:r>
-    </w:p>
-    <w:p>
-      <w:pPr>
-        <w:pStyle w:val="Heading1"/>
-        <w:spacing w:before="0" w:after="212"/>
-        <w:ind w:hanging="0" w:left="-5"/>
-        <w:rPr>
-          <w:rFonts w:ascii="Andale Mono" w:hAnsi="Andale Mono"/>
-          <w:b w:val="false"/>
-          <w:bCs w:val="false"/>
-          <w:sz w:val="24"/>
-          <w:szCs w:val="24"/>
-        </w:rPr>
-      </w:pPr>
-      <w:r>
-        <w:rPr>
-          <w:rFonts w:ascii="Andale Mono" w:hAnsi="Andale Mono"/>
-          <w:b w:val="false"/>
-          <w:bCs w:val="false"/>
-          <w:sz w:val="24"/>
-          <w:szCs w:val="24"/>
-        </w:rPr>
-        <w:t>This would be a brilliant opportunity for me to apply the knowledge that I’ve learned over the past 6 years of education within a hands-on production environment.</w:t>
+        <w:ind w:hanging="10" w:left="-5"/>
+        <w:rPr>
+          <w:rFonts w:ascii="Andale Mono" w:hAnsi="Andale Mono"/>
+          <w:b w:val="false"/>
+          <w:bCs w:val="false"/>
+          <w:sz w:val="24"/>
+          <w:szCs w:val="24"/>
+        </w:rPr>
+      </w:pPr>
+      <w:r>
+        <w:rPr>
+          <w:rFonts w:ascii="Andale Mono" w:hAnsi="Andale Mono"/>
+          <w:b w:val="false"/>
+          <w:bCs w:val="false"/>
+          <w:sz w:val="24"/>
+          <w:szCs w:val="24"/>
+        </w:rPr>
+        <w:t>I was able to apply these in a broadcast environment during my time at Manchester Basketball where we coordinate to rig the venue and derig after every game, ensuring that the correct signals are sent consistently and with redundancy in place and tested.</w:t>
       </w:r>
     </w:p>
     <w:p>
       <w:pPr>
         <w:pStyle w:val="Normal"/>
         <w:spacing w:before="0" w:after="212"/>
-        <w:ind w:hanging="0" w:left="-5"/>
+        <w:ind w:hanging="0" w:left="-5" w:right="2862"/>
         <w:rPr>
           <w:rFonts w:ascii="Andale Mono" w:hAnsi="Andale Mono"/>
           <w:b w:val="false"/>
@@ -366,7 +301,7 @@
       <w:pPr>
         <w:pStyle w:val="Normal"/>
         <w:spacing w:before="0" w:after="212"/>
-        <w:ind w:hanging="0" w:left="-5"/>
+        <w:ind w:hanging="0" w:left="-5" w:right="2862"/>
         <w:rPr>
           <w:rFonts w:ascii="Andale Mono" w:hAnsi="Andale Mono"/>
           <w:b w:val="false"/>
